--- a/authors materials/reports/summary of issues.docx
+++ b/authors materials/reports/summary of issues.docx
@@ -23,14 +23,7 @@
           <w:b/>
           <w:bCs/>
         </w:rPr>
-        <w:t>Azhar et al.</w:t>
-      </w:r>
-      <w:r>
-        <w:rPr>
-          <w:b/>
-          <w:bCs/>
-        </w:rPr>
-        <w:t>’s (2026) data and results</w:t>
+        <w:t>Azhar et al.’s (2026) data and results</w:t>
       </w:r>
     </w:p>
     <w:p>
@@ -355,28 +348,34 @@
         </w:numPr>
       </w:pPr>
       <w:r>
-        <w:t>S</w:t>
-      </w:r>
-      <w:r>
-        <w:t xml:space="preserve">heet </w:t>
-      </w:r>
-      <w:r>
-        <w:t xml:space="preserve">named </w:t>
+        <w:t xml:space="preserve">Sheet named </w:t>
       </w:r>
       <w:r>
         <w:t>“scales C,I”</w:t>
       </w:r>
       <w:r>
-        <w:t>: w</w:t>
-      </w:r>
-      <w:r>
-        <w:t>hat appear to be t</w:t>
+        <w:t>: what appear to be t</w:t>
       </w:r>
       <w:r>
         <w:t>he raw data</w:t>
       </w:r>
       <w:r>
-        <w:t xml:space="preserve"> and the calculation of outcome variable sum scores. H</w:t>
+        <w:t xml:space="preserve"> and the calculation of outcome variable sum scores</w:t>
+      </w:r>
+      <w:r>
+        <w:rPr>
+          <w:lang w:val="en-US"/>
+        </w:rPr>
+        <w:t xml:space="preserve"> </w:t>
+      </w:r>
+      <w:r>
+        <w:rPr>
+          <w:lang w:val="en-US"/>
+        </w:rPr>
+        <w:t>out of item scores</w:t>
+      </w:r>
+      <w:r>
+        <w:t>. H</w:t>
       </w:r>
       <w:r>
         <w:t>ereafter “raw”</w:t>
@@ -397,10 +396,7 @@
         <w:t>Sheet named</w:t>
       </w:r>
       <w:r>
-        <w:t xml:space="preserve"> </w:t>
-      </w:r>
-      <w:r>
-        <w:t>“data for statstics” [sic</w:t>
+        <w:t xml:space="preserve"> “data for statstics” [sic</w:t>
       </w:r>
       <w:r>
         <w:t>]: what appear to be the participant level sum scores, copied from raw, and the calcualtion of the results.</w:t>
@@ -793,16 +789,7 @@
         </w:numPr>
       </w:pPr>
       <w:r>
-        <w:t xml:space="preserve">The previous two points </w:t>
-      </w:r>
-      <w:r>
-        <w:t>suggest</w:t>
-      </w:r>
-      <w:r>
-        <w:t xml:space="preserve"> </w:t>
-      </w:r>
-      <w:r>
-        <w:t xml:space="preserve">the atuhors’ statements are incomplete: there are also unacknowledged reproducbility issues. </w:t>
+        <w:t xml:space="preserve">The previous two points suggest the atuhors’ statements are incomplete: there are also unacknowledged reproducbility issues. </w:t>
       </w:r>
     </w:p>
     <w:p/>
@@ -924,7 +911,7 @@
           <w:noProof/>
         </w:rPr>
         <w:drawing>
-          <wp:inline distT="0" distB="0" distL="0" distR="0" wp14:anchorId="74E0DBF9" wp14:editId="5F917929">
+          <wp:inline distT="0" distB="0" distL="0" distR="0" wp14:anchorId="74E0DBF9" wp14:editId="54CE2F07">
             <wp:extent cx="5486400" cy="3657600"/>
             <wp:effectExtent l="0" t="0" r="0" b="0"/>
             <wp:docPr id="1344607843" name="Picture 5" descr="A graph of a graph with a diagram&#10;&#10;AI-generated content may be incorrect."/>
@@ -1135,7 +1122,31 @@
     </w:p>
     <w:p>
       <w:r>
-        <w:t xml:space="preserve">At the group level, the differences between the groups are more extreme in the post sheet, with both interbention and control groups further away from their data in the raw sheet. </w:t>
+        <w:t xml:space="preserve">At the group level, the differences between the groups are more extreme in the </w:t>
+      </w:r>
+      <w:r>
+        <w:rPr>
+          <w:lang w:val="en-US"/>
+        </w:rPr>
+        <w:t>st</w:t>
+      </w:r>
+      <w:r>
+        <w:rPr>
+          <w:lang w:val="en-US"/>
+        </w:rPr>
+        <w:t>ats</w:t>
+      </w:r>
+      <w:r>
+        <w:t xml:space="preserve"> sheet, with both inter</w:t>
+      </w:r>
+      <w:r>
+        <w:rPr>
+          <w:lang w:val="en-US"/>
+        </w:rPr>
+        <w:t>v</w:t>
+      </w:r>
+      <w:r>
+        <w:t xml:space="preserve">ention and control groups further away from their data in the raw sheet. </w:t>
       </w:r>
     </w:p>
     <w:p>
@@ -1174,7 +1185,7 @@
         <w:t>"Missing questionnaire items (&lt;5 %) were imputed using series mean substitution; participants with &gt;20 % missing data were excluded."</w:t>
       </w:r>
       <w:r>
-        <w:t xml:space="preserve">, however no </w:t>
+        <w:t xml:space="preserve"> </w:t>
       </w:r>
     </w:p>
     <w:p>
@@ -1186,13 +1197,7 @@
         </w:numPr>
       </w:pPr>
       <w:r>
-        <w:t>"</w:t>
-      </w:r>
-      <w:r>
-        <w:t xml:space="preserve"> </w:t>
-      </w:r>
-      <w:r>
-        <w:t>Sixty-four eligible participants consented and were randomized; all completed both baseline and post-intervention assessments and were included in the perprotocol analysis."</w:t>
+        <w:t>" Sixty-four eligible participants consented and were randomized; all completed both baseline and post-intervention assessments and were included in the perprotocol analysis."</w:t>
       </w:r>
     </w:p>
     <w:p>
@@ -2209,6 +2214,7 @@
   <w:style w:type="character" w:default="1" w:styleId="DefaultParagraphFont">
     <w:name w:val="Default Paragraph Font"/>
     <w:uiPriority w:val="1"/>
+    <w:semiHidden/>
     <w:unhideWhenUsed/>
   </w:style>
   <w:style w:type="table" w:default="1" w:styleId="TableNormal">
@@ -2567,6 +2573,13 @@
     <w:rPr>
       <w:rFonts w:ascii="Times New Roman" w:hAnsi="Times New Roman" w:cs="Times New Roman"/>
     </w:rPr>
+  </w:style>
+  <w:style w:type="paragraph" w:styleId="Revision">
+    <w:name w:val="Revision"/>
+    <w:hidden/>
+    <w:uiPriority w:val="99"/>
+    <w:semiHidden/>
+    <w:rsid w:val="00C56C04"/>
   </w:style>
 </w:styles>
 </file>
